--- a/docs/v1/Mercury_V1_User_Stories_AI_Engineer.docx
+++ b/docs/v1/Mercury_V1_User_Stories_AI_Engineer.docx
@@ -56,7 +56,7 @@
           <w:color w:val="777777"/>
           <w:sz w:val="20"/>
         </w:rPr>
-        <w:t>Story count: 12</w:t>
+        <w:t>Story count: 13</w:t>
       </w:r>
     </w:p>
     <w:p>
@@ -1291,6 +1291,149 @@
       </w:pPr>
       <w:r>
         <w:t>A retrain triggered while a previous indexing job for the same source is still running is queued or rejected, never run concurrently against the same source</w:t>
+      </w:r>
+    </w:p>
+    <w:p/>
+    <w:p>
+      <w:pPr>
+        <w:pStyle w:val="Heading2"/>
+      </w:pPr>
+      <w:r>
+        <w:rPr>
+          <w:color w:val="1B5E20"/>
+        </w:rPr>
+        <w:t>AI-13 — Website crawl: page discovery and per-page source creation</w:t>
+      </w:r>
+    </w:p>
+    <w:p>
+      <w:r>
+        <w:rPr>
+          <w:i w:val="0"/>
+        </w:rPr>
+        <w:t xml:space="preserve">As a </w:t>
+      </w:r>
+      <w:r>
+        <w:rPr>
+          <w:b/>
+        </w:rPr>
+        <w:t>bot-training system</w:t>
+      </w:r>
+      <w:r>
+        <w:t xml:space="preserve">, I want to </w:t>
+      </w:r>
+      <w:r>
+        <w:rPr>
+          <w:b/>
+        </w:rPr>
+        <w:t>a submitted website URL to be crawled — discovering individual pages up to a chosen depth and page limit</w:t>
+      </w:r>
+      <w:r>
+        <w:t xml:space="preserve">, so that </w:t>
+      </w:r>
+      <w:r>
+        <w:rPr>
+          <w:b/>
+        </w:rPr>
+        <w:t>admins can review real, specific pages and choose exactly which ones become trainable sources, instead of blindly training on an entire site</w:t>
+      </w:r>
+      <w:r>
+        <w:t>.</w:t>
+      </w:r>
+    </w:p>
+    <w:p>
+      <w:pPr>
+        <w:pStyle w:val="IntenseQuote"/>
+      </w:pPr>
+      <w:r>
+        <w:t>Acceptance Criteria:</w:t>
+      </w:r>
+    </w:p>
+    <w:p>
+      <w:pPr>
+        <w:pStyle w:val="ListBullet"/>
+      </w:pPr>
+      <w:r>
+        <w:t>Builds on BE-15's discovery contract (Epic 6 — Knowledge &amp; Canned Content): BE-15 owns crawling, the discovery scan, and the status pipeline; this story owns turning each discovered page into an accurate title/path/content preview an admin can judge</w:t>
+      </w:r>
+    </w:p>
+    <w:p>
+      <w:pPr>
+        <w:pStyle w:val="ListBullet"/>
+      </w:pPr>
+      <w:r>
+        <w:t>Submitting a URL with a crawl depth (1/2/3 levels deep) and a max-page cap (10/25/50/100) starts a real crawl that discovers pages progressively, each with a title, path, and short content preview — not a single bulk result</w:t>
+      </w:r>
+    </w:p>
+    <w:p>
+      <w:pPr>
+        <w:pStyle w:val="ListBullet"/>
+      </w:pPr>
+      <w:r>
+        <w:t>Depth and max-pages combine correctly as hard caps: a 1-level-deep crawl never returns more pages than that depth could reach, even if the page cap is higher</w:t>
+      </w:r>
+    </w:p>
+    <w:p>
+      <w:pPr>
+        <w:pStyle w:val="ListBullet"/>
+      </w:pPr>
+      <w:r>
+        <w:t>Each page the admin selects from the discovered list becomes its own independent trainable source (one page = one source) and enters the same status pipeline as AI-06 (queued -&gt; indexing -&gt; indexed/failed)</w:t>
+      </w:r>
+    </w:p>
+    <w:p>
+      <w:pPr>
+        <w:pStyle w:val="ListBullet"/>
+      </w:pPr>
+      <w:r>
+        <w:t>A page's source name defaults to that page's own title; an optional source-name prefix, if provided, is applied consistently to every page added from that scan</w:t>
+      </w:r>
+    </w:p>
+    <w:p>
+      <w:pPr>
+        <w:pStyle w:val="ListBullet"/>
+      </w:pPr>
+      <w:r>
+        <w:t>The audience setting (Anyone / Signed-in customers) chosen once for the scan applies to every page created from it</w:t>
+      </w:r>
+    </w:p>
+    <w:p>
+      <w:pPr>
+        <w:pStyle w:val="IntenseQuote"/>
+      </w:pPr>
+      <w:r>
+        <w:t>Edge Cases:</w:t>
+      </w:r>
+    </w:p>
+    <w:p>
+      <w:pPr>
+        <w:pStyle w:val="ListBullet"/>
+      </w:pPr>
+      <w:r>
+        <w:t>A discovered page the crawler can't access (e.g. sign-in required) is not silently dropped — it is still listed, marked failed with a specific reason (e.g. '401 Unauthorized'), and visible to the admin</w:t>
+      </w:r>
+    </w:p>
+    <w:p>
+      <w:pPr>
+        <w:pStyle w:val="ListBullet"/>
+      </w:pPr>
+      <w:r>
+        <w:t>Re-running 'Rescan' against the same URL/depth/max-pages returns a consistent, repeatable set of pages, not a different random result each time</w:t>
+      </w:r>
+    </w:p>
+    <w:p>
+      <w:pPr>
+        <w:pStyle w:val="ListBullet"/>
+      </w:pPr>
+      <w:r>
+        <w:t>A page deselected before submitting is never created as a source at all (not created-then-disabled)</w:t>
+      </w:r>
+    </w:p>
+    <w:p>
+      <w:pPr>
+        <w:pStyle w:val="ListBullet"/>
+      </w:pPr>
+      <w:r>
+        <w:t>A page whose content changes after being added is picked up correctly by the existing retrain flow (AI-12) — the crawl origin doesn't create a separate update path</w:t>
       </w:r>
     </w:p>
     <w:p/>

--- a/docs/v1/Mercury_V1_User_Stories_AI_Engineer.docx
+++ b/docs/v1/Mercury_V1_User_Stories_AI_Engineer.docx
@@ -708,7 +708,7 @@
         <w:rPr>
           <w:color w:val="1B5E20"/>
         </w:rPr>
-        <w:t>AI-07 — FAQ intent tagging &amp; retrieval ranking</w:t>
+        <w:t>AI-07 — Article intent tagging &amp; retrieval ranking</w:t>
       </w:r>
     </w:p>
     <w:p>
@@ -731,7 +731,7 @@
         <w:rPr>
           <w:b/>
         </w:rPr>
-        <w:t>FAQs to be tagged with the intents they answer and ranked accordingly when suggesting a reply</w:t>
+        <w:t>articles to be tagged with the intents they answer and ranked accordingly when suggesting a reply</w:t>
       </w:r>
       <w:r>
         <w:t xml:space="preserve">, so that </w:t>
@@ -740,7 +740,7 @@
         <w:rPr>
           <w:b/>
         </w:rPr>
-        <w:t>the agent sees the single most relevant FAQ first instead of a generic list</w:t>
+        <w:t>the agent sees the single most relevant article first instead of a generic list</w:t>
       </w:r>
       <w:r>
         <w:t>.</w:t>
@@ -759,7 +759,7 @@
         <w:pStyle w:val="ListBullet"/>
       </w:pPr>
       <w:r>
-        <w:t>FAQ tagged with matched intents is prioritized when that intent is matched on the live conversation</w:t>
+        <w:t>An article tagged with matched intents is prioritized when that intent is matched on the live conversation</w:t>
       </w:r>
     </w:p>
     <w:p>
@@ -767,7 +767,15 @@
         <w:pStyle w:val="ListBullet"/>
       </w:pPr>
       <w:r>
-        <w:t>Disabled FAQs are excluded from ranking entirely, matching that the bot itself would never answer from them</w:t>
+        <w:t>Disabled articles are excluded from ranking entirely, matching that the bot itself would never answer from them</w:t>
+      </w:r>
+    </w:p>
+    <w:p>
+      <w:pPr>
+        <w:pStyle w:val="ListBullet"/>
+      </w:pPr>
+      <w:r>
+        <w:t>An article still queued/indexing/failed is excluded from ranking too — same rule as a disabled one: the bot itself wouldn't be answering from it yet</w:t>
       </w:r>
     </w:p>
     <w:p>
@@ -783,7 +791,7 @@
         <w:pStyle w:val="ListBullet"/>
       </w:pPr>
       <w:r>
-        <w:t>A FAQ matching multiple intents ranks correctly for whichever intent is actually active on this conversation, not just its first tag</w:t>
+        <w:t>An article matching multiple intents ranks correctly for whichever intent is actually active on this conversation, not just its first tag</w:t>
       </w:r>
     </w:p>
     <w:p>
@@ -791,7 +799,7 @@
         <w:pStyle w:val="ListBullet"/>
       </w:pPr>
       <w:r>
-        <w:t>No FAQ matches the current intent: the system returns an honest empty/low-confidence result rather than a weak forced suggestion</w:t>
+        <w:t>No article matches the current intent: the system returns an honest empty/low-confidence result rather than a weak forced suggestion</w:t>
       </w:r>
     </w:p>
     <w:p/>
@@ -1325,7 +1333,7 @@
         <w:rPr>
           <w:b/>
         </w:rPr>
-        <w:t>a submitted website URL to be crawled — discovering individual pages up to a chosen depth and page limit</w:t>
+        <w:t>a submitted website URL to be scanned as a single page or crawled as a multi-page site — discovering individual pages behind a fixed internal depth/page limit in V1</w:t>
       </w:r>
       <w:r>
         <w:t xml:space="preserve">, so that </w:t>
@@ -1361,7 +1369,7 @@
         <w:pStyle w:val="ListBullet"/>
       </w:pPr>
       <w:r>
-        <w:t>Submitting a URL with a crawl depth (1/2/3 levels deep) and a max-page cap (10/25/50/100) starts a real crawl that discovers pages progressively, each with a title, path, and short content preview — not a single bulk result</w:t>
+        <w:t>V1 offers only a single-page-vs-multiple-page choice — no admin-facing crawl depth or max-page cap. Choosing 'multiple pages' starts a real scan that discovers pages progressively against a fixed internal depth/page-limit, each with a title, path, and short content preview — not a single bulk result</w:t>
       </w:r>
     </w:p>
     <w:p>
@@ -1369,7 +1377,7 @@
         <w:pStyle w:val="ListBullet"/>
       </w:pPr>
       <w:r>
-        <w:t>Depth and max-pages combine correctly as hard caps: a 1-level-deep crawl never returns more pages than that depth could reach, even if the page cap is higher</w:t>
+        <w:t>Choosing 'single page' skips discovery entirely and adds exactly the submitted URL as one source — no scan step at all</w:t>
       </w:r>
     </w:p>
     <w:p>
@@ -1377,7 +1385,7 @@
         <w:pStyle w:val="ListBullet"/>
       </w:pPr>
       <w:r>
-        <w:t>Each page the admin selects from the discovered list becomes its own independent trainable source (one page = one source) and enters the same status pipeline as AI-06 (queued -&gt; indexing -&gt; indexed/failed)</w:t>
+        <w:t>Each page the admin selects from a multi-page discovery becomes its own independent trainable source (one page = one source) and enters the same status pipeline as AI-06 (queued -&gt; indexing -&gt; indexed/failed)</w:t>
       </w:r>
     </w:p>
     <w:p>
@@ -1393,7 +1401,7 @@
         <w:pStyle w:val="ListBullet"/>
       </w:pPr>
       <w:r>
-        <w:t>The audience setting (Anyone / Signed-in customers) chosen once for the scan applies to every page created from it</w:t>
+        <w:t>Every source created from this flow is public — there is no audience choice at add-time in V1</w:t>
       </w:r>
     </w:p>
     <w:p>
@@ -1409,6 +1417,14 @@
         <w:pStyle w:val="ListBullet"/>
       </w:pPr>
       <w:r>
+        <w:t>Deferred to V2: admin-configurable crawl depth (e.g. 1/2/3 levels) and a max-page cap, plus per-scan audience (public/signed-in) selection — V1 intentionally ships the simpler single/multiple-page, always-public version described above</w:t>
+      </w:r>
+    </w:p>
+    <w:p>
+      <w:pPr>
+        <w:pStyle w:val="ListBullet"/>
+      </w:pPr>
+      <w:r>
         <w:t>A discovered page the crawler can't access (e.g. sign-in required) is not silently dropped — it is still listed, marked failed with a specific reason (e.g. '401 Unauthorized'), and visible to the admin</w:t>
       </w:r>
     </w:p>
@@ -1417,7 +1433,7 @@
         <w:pStyle w:val="ListBullet"/>
       </w:pPr>
       <w:r>
-        <w:t>Re-running 'Rescan' against the same URL/depth/max-pages returns a consistent, repeatable set of pages, not a different random result each time</w:t>
+        <w:t>Re-running 'Rescan' against the same URL returns a consistent, repeatable set of pages, not a different random result each time</w:t>
       </w:r>
     </w:p>
     <w:p>
